--- a/6 semestar/Softversko inzenjerstvo/SOFT_INZ_PITANJA.DOCX
+++ b/6 semestar/Softversko inzenjerstvo/SOFT_INZ_PITANJA.DOCX
@@ -182,7 +182,7 @@
     <w:p>
       <w:pPr>
         <w:pStyle w:val="Pitanja"/>
-        <w:shd w:val="clear" w:color="auto" w:fill="F6C5AC" w:themeFill="accent2" w:themeFillTint="66"/>
+        <w:shd w:val="clear" w:color="auto" w:fill="C1E4F5" w:themeFill="accent1" w:themeFillTint="33"/>
         <w:spacing w:before="20" w:after="200"/>
         <w:ind w:left="504"/>
         <w:rPr>
@@ -1029,6 +1029,7 @@
     <w:p>
       <w:pPr>
         <w:pStyle w:val="Pitanja"/>
+        <w:shd w:val="clear" w:color="auto" w:fill="C1E4F5" w:themeFill="accent1" w:themeFillTint="33"/>
         <w:spacing w:before="20" w:after="200"/>
         <w:ind w:left="504"/>
         <w:rPr>
@@ -1043,6 +1044,13 @@
         </w:rPr>
         <w:t xml:space="preserve">Navesti i kratko opisati kategorije zahteva. </w:t>
       </w:r>
+      <w:r>
+        <w:rPr>
+          <w:sz w:val="20"/>
+          <w:szCs w:val="20"/>
+        </w:rPr>
+        <w:t>(1)</w:t>
+      </w:r>
     </w:p>
     <w:p>
       <w:pPr>
@@ -1133,6 +1141,7 @@
     <w:p>
       <w:pPr>
         <w:pStyle w:val="Pitanja"/>
+        <w:shd w:val="clear" w:color="auto" w:fill="C1E4F5" w:themeFill="accent1" w:themeFillTint="33"/>
         <w:spacing w:before="20" w:after="200"/>
         <w:ind w:left="504"/>
         <w:rPr>
@@ -1145,12 +1154,21 @@
           <w:sz w:val="20"/>
           <w:szCs w:val="20"/>
         </w:rPr>
-        <w:t>Šta predstavlja upravljanje zahtevima? (</w:t>
-      </w:r>
-      <w:r>
-        <w:rPr>
-          <w:sz w:val="20"/>
-          <w:szCs w:val="20"/>
+        <w:t xml:space="preserve">Šta predstavlja upravljanje zahtevima? </w:t>
+      </w:r>
+      <w:r>
+        <w:rPr>
+          <w:sz w:val="20"/>
+          <w:szCs w:val="20"/>
+          <w:shd w:val="clear" w:color="auto" w:fill="215E99" w:themeFill="text2" w:themeFillTint="BF"/>
+        </w:rPr>
+        <w:t>(</w:t>
+      </w:r>
+      <w:r>
+        <w:rPr>
+          <w:sz w:val="20"/>
+          <w:szCs w:val="20"/>
+          <w:shd w:val="clear" w:color="auto" w:fill="215E99" w:themeFill="text2" w:themeFillTint="BF"/>
         </w:rPr>
         <w:t>4</w:t>
       </w:r>
@@ -1158,6 +1176,7 @@
         <w:rPr>
           <w:sz w:val="20"/>
           <w:szCs w:val="20"/>
+          <w:shd w:val="clear" w:color="auto" w:fill="215E99" w:themeFill="text2" w:themeFillTint="BF"/>
         </w:rPr>
         <w:t>)</w:t>
       </w:r>

--- a/6 semestar/Softversko inzenjerstvo/SOFT_INZ_PITANJA.DOCX
+++ b/6 semestar/Softversko inzenjerstvo/SOFT_INZ_PITANJA.DOCX
@@ -201,7 +201,7 @@
         <w:rPr>
           <w:sz w:val="20"/>
           <w:szCs w:val="20"/>
-          <w:shd w:val="clear" w:color="auto" w:fill="95DCF7" w:themeFill="accent4" w:themeFillTint="66"/>
+          <w:shd w:val="clear" w:color="auto" w:fill="074F6A" w:themeFill="accent4" w:themeFillShade="80"/>
         </w:rPr>
         <w:t>(</w:t>
       </w:r>
@@ -209,7 +209,7 @@
         <w:rPr>
           <w:sz w:val="20"/>
           <w:szCs w:val="20"/>
-          <w:shd w:val="clear" w:color="auto" w:fill="95DCF7" w:themeFill="accent4" w:themeFillTint="66"/>
+          <w:shd w:val="clear" w:color="auto" w:fill="074F6A" w:themeFill="accent4" w:themeFillShade="80"/>
         </w:rPr>
         <w:t>6</w:t>
       </w:r>
@@ -217,7 +217,7 @@
         <w:rPr>
           <w:sz w:val="20"/>
           <w:szCs w:val="20"/>
-          <w:shd w:val="clear" w:color="auto" w:fill="95DCF7" w:themeFill="accent4" w:themeFillTint="66"/>
+          <w:shd w:val="clear" w:color="auto" w:fill="074F6A" w:themeFill="accent4" w:themeFillShade="80"/>
         </w:rPr>
         <w:t>)</w:t>
       </w:r>
@@ -1048,6 +1048,7 @@
         <w:rPr>
           <w:sz w:val="20"/>
           <w:szCs w:val="20"/>
+          <w:shd w:val="clear" w:color="auto" w:fill="074F6A" w:themeFill="accent4" w:themeFillShade="80"/>
         </w:rPr>
         <w:t>(1)</w:t>
       </w:r>

--- a/6 semestar/Softversko inzenjerstvo/SOFT_INZ_PITANJA.DOCX
+++ b/6 semestar/Softversko inzenjerstvo/SOFT_INZ_PITANJA.DOCX
@@ -595,6 +595,7 @@
     <w:p>
       <w:pPr>
         <w:pStyle w:val="Pitanja"/>
+        <w:shd w:val="clear" w:color="auto" w:fill="ADADAD" w:themeFill="background2" w:themeFillShade="BF"/>
         <w:spacing w:before="20" w:after="200"/>
         <w:ind w:left="504"/>
         <w:rPr>
@@ -607,12 +608,21 @@
           <w:sz w:val="20"/>
           <w:szCs w:val="20"/>
         </w:rPr>
-        <w:t>Use-case metoda i scenariji dogadjaja. Ilustrovati na primeru. (</w:t>
-      </w:r>
-      <w:r>
-        <w:rPr>
-          <w:sz w:val="20"/>
-          <w:szCs w:val="20"/>
+        <w:t xml:space="preserve">Use-case metoda i scenariji dogadjaja. Ilustrovati na primeru. </w:t>
+      </w:r>
+      <w:r>
+        <w:rPr>
+          <w:sz w:val="20"/>
+          <w:szCs w:val="20"/>
+          <w:shd w:val="clear" w:color="auto" w:fill="45B0E1" w:themeFill="accent1" w:themeFillTint="99"/>
+        </w:rPr>
+        <w:t>(</w:t>
+      </w:r>
+      <w:r>
+        <w:rPr>
+          <w:sz w:val="20"/>
+          <w:szCs w:val="20"/>
+          <w:shd w:val="clear" w:color="auto" w:fill="45B0E1" w:themeFill="accent1" w:themeFillTint="99"/>
         </w:rPr>
         <w:t>7</w:t>
       </w:r>
@@ -620,6 +630,7 @@
         <w:rPr>
           <w:sz w:val="20"/>
           <w:szCs w:val="20"/>
+          <w:shd w:val="clear" w:color="auto" w:fill="45B0E1" w:themeFill="accent1" w:themeFillTint="99"/>
         </w:rPr>
         <w:t>)</w:t>
       </w:r>
